--- a/BRISAS/EXPENSAS/2026/MAYO/INFORME MAYO.docx
+++ b/BRISAS/EXPENSAS/2026/MAYO/INFORME MAYO.docx
@@ -20,7 +20,19 @@
         <w:t>, SOLO RESTA QUE ENTREGUEN LOS PROTECTORES PARA LAS COLUMNAS PARA SEGURIDAD DE TODOS LOS CHICOS</w:t>
       </w:r>
       <w:r>
-        <w:t xml:space="preserve">, y les contamos que estamos trabajando en el zanjeo para recablear luz y cámaras de las zonas mas criticas del barrio, se esta trabajando en todo lo aprobado en asamblea en la construcción de la ultima etapa del muro 2 y se acciono la garantía de las obras de hormigon ya realizadas, próximamente serán informados los lotes afectados al próximo corte de calle para la realización de la misma. Se comenzó a realizar el mantenimiento de todas la luminarias ubicadas en el perimtero de la cancha, pintando asi todos los palos de luz del barrio. Ya están solicitados los medidores restantes y sigue telecentro trabajando en el cableado del barrio solicitando a todos los lotes la colabroacion ya que en muchas oportunidades nos encotramos con cajas dentro de los mismos. Les recordamos la obligatoriedad (reglamento de convivencia) de mantener la altura de los cercos vivos dentro de lo establecido y aprovechando la inversión que se esta llevando adelante en las barreras del puesto 1 recordarles que es de uso obligatorio la aplicación de open key para el ingreso y egreso del barrio. Las personas que no esten registradas en dicho sistema deben hacerlo en un oplazo de 10 dias, ya que una vez se coloque la segunda validación si el lector no los reconoce y no se pueden autenticar </w:t>
+        <w:t>, y les contamos que estamos trabajando en el zanjeo para recablear luz y cámaras de las zonas mas criticas del barrio</w:t>
+      </w:r>
+      <w:r>
+        <w:t xml:space="preserve"> (SE ADJUNTAN IMÁGENES YA QUE REALMENTE EL ESTADO GRAL DEL CABLEADO DEL BARRIO DE LUZ Y CAMARAAS ESTA EN UN ESTADO PAUPERRMIO DE COEXICON Y MANTENIMEINTO</w:t>
+      </w:r>
+      <w:r>
+        <w:t xml:space="preserve"> Y ESO TAMBIEN AFECTA A LA SEGURIDAD DEL BARRIO</w:t>
+      </w:r>
+      <w:r>
+        <w:t>)</w:t>
+      </w:r>
+      <w:r>
+        <w:t xml:space="preserve"> se esta trabajando en todo lo aprobado en asamblea en la construcción de la ultima etapa del muro 2 y se acciono la garantía de las obras de hormigon ya realizadas, próximamente serán informados los lotes afectados al próximo corte de calle para la realización de la misma. Se comenzó a realizar el mantenimiento de todas la luminarias ubicadas en el perimtero de la cancha, pintando asi todos los palos de luz del barrio. Ya están solicitados los medidores restantes y sigue telecentro trabajando en el cableado del barrio solicitando a todos los lotes la colabroacion ya que en muchas oportunidades nos encotramos con cajas dentro de los mismos. Les recordamos la obligatoriedad (reglamento de convivencia) de mantener la altura de los cercos vivos dentro de lo establecido y aprovechando la inversión que se esta llevando adelante en las barreras del puesto 1 recordarles que es de uso obligatorio la aplicación de open key para el ingreso y egreso del barrio. Las personas que no esten registradas en dicho sistema deben hacerlo en un oplazo de 10 dias, ya que una vez se coloque la segunda validación si el lector no los reconoce y no se pueden autenticar </w:t>
       </w:r>
       <w:r>
         <w:t>será informada la adminstracion para evaluar las sanciones correspondientes. En este punto les recordamos que se solicita el compromiso de todos para mejorar la seguridad del barrio.</w:t>

--- a/BRISAS/EXPENSAS/2026/MAYO/INFORME MAYO.docx
+++ b/BRISAS/EXPENSAS/2026/MAYO/INFORME MAYO.docx
@@ -1,56 +1,87 @@
 
 <file path=word/document.xml><?xml version="1.0" encoding="utf-8"?>
-<w:document xmlns:wpc="http://schemas.microsoft.com/office/word/2010/wordprocessingCanvas" xmlns:cx="http://schemas.microsoft.com/office/drawing/2014/chartex" xmlns:cx1="http://schemas.microsoft.com/office/drawing/2015/9/8/chartex" xmlns:cx2="http://schemas.microsoft.com/office/drawing/2015/10/21/chartex" xmlns:cx3="http://schemas.microsoft.com/office/drawing/2016/5/9/chartex" xmlns:cx4="http://schemas.microsoft.com/office/drawing/2016/5/10/chartex" xmlns:cx5="http://schemas.microsoft.com/office/drawing/2016/5/11/chartex" xmlns:cx6="http://schemas.microsoft.com/office/drawing/2016/5/12/chartex" xmlns:cx7="http://schemas.microsoft.com/office/drawing/2016/5/13/chartex" xmlns:cx8="http://schemas.microsoft.com/office/drawing/2016/5/14/chartex" xmlns:mc="http://schemas.openxmlformats.org/markup-compatibility/2006" xmlns:aink="http://schemas.microsoft.com/office/drawing/2016/ink" xmlns:am3d="http://schemas.microsoft.com/office/drawing/2017/model3d" xmlns:o="urn:schemas-microsoft-com:office:office" xmlns:r="http://schemas.openxmlformats.org/officeDocument/2006/relationships" xmlns:m="http://schemas.openxmlformats.org/officeDocument/2006/math" xmlns:v="urn:schemas-microsoft-com:vml" xmlns:wp14="http://schemas.microsoft.com/office/word/2010/wordprocessingDrawing" xmlns:wp="http://schemas.openxmlformats.org/drawingml/2006/wordprocessingDrawing" xmlns:w10="urn:schemas-microsoft-com:office:word" xmlns:w="http://schemas.openxmlformats.org/wordprocessingml/2006/main" xmlns:w14="http://schemas.microsoft.com/office/word/2010/wordml" xmlns:w15="http://schemas.microsoft.com/office/word/2012/wordml" xmlns:w16cex="http://schemas.microsoft.com/office/word/2018/wordml/cex" xmlns:w16cid="http://schemas.microsoft.com/office/word/2016/wordml/cid" xmlns:w16="http://schemas.microsoft.com/office/word/2018/wordml" xmlns:w16sdtdh="http://schemas.microsoft.com/office/word/2020/wordml/sdtdatahash" xmlns:w16se="http://schemas.microsoft.com/office/word/2015/wordml/symex" xmlns:wpg="http://schemas.microsoft.com/office/word/2010/wordprocessingGroup" xmlns:wpi="http://schemas.microsoft.com/office/word/2010/wordprocessingInk" xmlns:wne="http://schemas.microsoft.com/office/word/2006/wordml" xmlns:wps="http://schemas.microsoft.com/office/word/2010/wordprocessingShape" mc:Ignorable="w14 w15 w16se w16cid w16 w16cex w16sdtdh wp14">
+<w:document xmlns:wpc="http://schemas.microsoft.com/office/word/2010/wordprocessingCanvas" xmlns:cx="http://schemas.microsoft.com/office/drawing/2014/chartex" xmlns:cx1="http://schemas.microsoft.com/office/drawing/2015/9/8/chartex" xmlns:cx2="http://schemas.microsoft.com/office/drawing/2015/10/21/chartex" xmlns:cx3="http://schemas.microsoft.com/office/drawing/2016/5/9/chartex" xmlns:cx4="http://schemas.microsoft.com/office/drawing/2016/5/10/chartex" xmlns:cx5="http://schemas.microsoft.com/office/drawing/2016/5/11/chartex" xmlns:cx6="http://schemas.microsoft.com/office/drawing/2016/5/12/chartex" xmlns:cx7="http://schemas.microsoft.com/office/drawing/2016/5/13/chartex" xmlns:cx8="http://schemas.microsoft.com/office/drawing/2016/5/14/chartex" xmlns:mc="http://schemas.openxmlformats.org/markup-compatibility/2006" xmlns:aink="http://schemas.microsoft.com/office/drawing/2016/ink" xmlns:am3d="http://schemas.microsoft.com/office/drawing/2017/model3d" xmlns:o="urn:schemas-microsoft-com:office:office" xmlns:oel="http://schemas.microsoft.com/office/2019/extlst" xmlns:r="http://schemas.openxmlformats.org/officeDocument/2006/relationships" xmlns:m="http://schemas.openxmlformats.org/officeDocument/2006/math" xmlns:v="urn:schemas-microsoft-com:vml" xmlns:wp14="http://schemas.microsoft.com/office/word/2010/wordprocessingDrawing" xmlns:wp="http://schemas.openxmlformats.org/drawingml/2006/wordprocessingDrawing" xmlns:w10="urn:schemas-microsoft-com:office:word" xmlns:w="http://schemas.openxmlformats.org/wordprocessingml/2006/main" xmlns:w14="http://schemas.microsoft.com/office/word/2010/wordml" xmlns:w15="http://schemas.microsoft.com/office/word/2012/wordml" xmlns:w16cex="http://schemas.microsoft.com/office/word/2018/wordml/cex" xmlns:w16cid="http://schemas.microsoft.com/office/word/2016/wordml/cid" xmlns:w16="http://schemas.microsoft.com/office/word/2018/wordml" xmlns:w16du="http://schemas.microsoft.com/office/word/2023/wordml/word16du" xmlns:w16sdtdh="http://schemas.microsoft.com/office/word/2020/wordml/sdtdatahash" xmlns:w16sdtfl="http://schemas.microsoft.com/office/word/2024/wordml/sdtformatlock" xmlns:w16se="http://schemas.microsoft.com/office/word/2015/wordml/symex" xmlns:wpg="http://schemas.microsoft.com/office/word/2010/wordprocessingGroup" xmlns:wpi="http://schemas.microsoft.com/office/word/2010/wordprocessingInk" xmlns:wne="http://schemas.microsoft.com/office/word/2006/wordml" xmlns:wps="http://schemas.microsoft.com/office/word/2010/wordprocessingShape" mc:Ignorable="w14 w15 w16se w16cid w16 w16cex w16sdtdh w16sdtfl w16du wp14">
   <w:body>
     <w:p>
       <w:r>
-        <w:t>Buenos dias estimados propiaterios del barrio brisas de adrogue:</w:t>
-      </w:r>
-    </w:p>
-    <w:p>
-      <w:r>
-        <w:t>Se hace entrega de las expensas correspondientes al mes de mayo del 2026 agradeciendo su pronta cancelación y el respetar los centavos al abonar.</w:t>
-      </w:r>
-    </w:p>
-    <w:p>
-      <w:r>
-        <w:t>Se adjuntan imágenes del avance en zona de cancha de futbol</w:t>
-      </w:r>
-      <w:r>
-        <w:t>, SOLO RESTA QUE ENTREGUEN LOS PROTECTORES PARA LAS COLUMNAS PARA SEGURIDAD DE TODOS LOS CHICOS</w:t>
-      </w:r>
-      <w:r>
-        <w:t>, y les contamos que estamos trabajando en el zanjeo para recablear luz y cámaras de las zonas mas criticas del barrio</w:t>
-      </w:r>
-      <w:r>
-        <w:t xml:space="preserve"> (SE ADJUNTAN IMÁGENES YA QUE REALMENTE EL ESTADO GRAL DEL CABLEADO DEL BARRIO DE LUZ Y CAMARAAS ESTA EN UN ESTADO PAUPERRMIO DE COEXICON Y MANTENIMEINTO</w:t>
-      </w:r>
-      <w:r>
-        <w:t xml:space="preserve"> Y ESO TAMBIEN AFECTA A LA SEGURIDAD DEL BARRIO</w:t>
-      </w:r>
-      <w:r>
-        <w:t>)</w:t>
-      </w:r>
-      <w:r>
-        <w:t xml:space="preserve"> se esta trabajando en todo lo aprobado en asamblea en la construcción de la ultima etapa del muro 2 y se acciono la garantía de las obras de hormigon ya realizadas, próximamente serán informados los lotes afectados al próximo corte de calle para la realización de la misma. Se comenzó a realizar el mantenimiento de todas la luminarias ubicadas en el perimtero de la cancha, pintando asi todos los palos de luz del barrio. Ya están solicitados los medidores restantes y sigue telecentro trabajando en el cableado del barrio solicitando a todos los lotes la colabroacion ya que en muchas oportunidades nos encotramos con cajas dentro de los mismos. Les recordamos la obligatoriedad (reglamento de convivencia) de mantener la altura de los cercos vivos dentro de lo establecido y aprovechando la inversión que se esta llevando adelante en las barreras del puesto 1 recordarles que es de uso obligatorio la aplicación de open key para el ingreso y egreso del barrio. Las personas que no esten registradas en dicho sistema deben hacerlo en un oplazo de 10 dias, ya que una vez se coloque la segunda validación si el lector no los reconoce y no se pueden autenticar </w:t>
-      </w:r>
-      <w:r>
-        <w:t>será informada la adminstracion para evaluar las sanciones correspondientes. En este punto les recordamos que se solicita el compromiso de todos para mejorar la seguridad del barrio.</w:t>
+        <w:t>Buenos días, estimados propietarios de Brisas de Adrogué:</w:t>
+      </w:r>
+    </w:p>
+    <w:p>
+      <w:r>
+        <w:t>Se hace entrega de las expensas correspondientes al mes de mayo de 2026, agradeciendo su pronta cancelación y solicitando respetar los centavos indicados al momento de efectuar el pago.</w:t>
+      </w:r>
+    </w:p>
+    <w:p>
+      <w:r>
+        <w:t>Adjuntamos imágenes del avance de las obras en la zona de la cancha de fútbol. Actualmente, solo resta la colocación de los protectores para las columnas, elemento indispensable para la seguridad de todos los chicos que utilizan el espacio.</w:t>
+      </w:r>
+    </w:p>
+    <w:p>
+      <w:r>
+        <w:t>Asimismo, informamos que se están realizando trabajos de zanjeo para el recableado de la red eléctrica y del sistema de cámaras en los sectores más críticos del barrio. Se adjuntan imágenes que reflejan el estado general del cableado existente, el cual presenta importantes deficiencias de conexión y mantenimiento, afectando directamente la seguridad y el correcto funcionamiento de los servicios.</w:t>
+      </w:r>
+    </w:p>
+    <w:p>
+      <w:r>
+        <w:t>Por otra parte, continuamos avanzando con todas las obras aprobadas en asamblea, incluyendo la construcción de la última etapa del Muro 2. También se ha accionado la garantía correspondiente a las obras de hormigón ya ejecutadas. Próximamente se informará a los propietarios de los lotes afectados por los cortes de calle necesarios para llevar adelante dichas tareas.</w:t>
+      </w:r>
+    </w:p>
+    <w:p>
+      <w:r>
+        <w:t>Se ha iniciado además el mantenimiento integral de las luminarias ubicadas en el perímetro de la cancha, incluyendo la pintura de los postes de iluminación del barrio.</w:t>
+      </w:r>
+    </w:p>
+    <w:p>
+      <w:r>
+        <w:t>Los medidores restantes ya han sido solicitados y la empresa Telecentro continúa trabajando en el tendido de cableado. Solicitamos la colaboración de todos los propietarios, ya que en numerosas oportunidades las cajas de conexión se encuentran dentro de los lotes, dificultando el acceso para las tareas técnicas.</w:t>
+      </w:r>
+    </w:p>
+    <w:p>
+      <w:r>
+        <w:t>Recordamos la obligatoriedad, establecida en el Reglamento de Convivencia, de mantener la altura de los cercos vivos dentro de los límites permitidos.</w:t>
+      </w:r>
+    </w:p>
+    <w:p>
+      <w:r>
+        <w:t>Asimismo, aprovechando la inversión que se está realizando en las barreras del Puesto 1, recordamos que es obligatorio el uso de la aplicación Open Key para el ingreso y egreso del barrio. Todas las personas que aún no se encuentren registradas deberán completar el proceso dentro de los próximos 10 días. Una vez implementada la segunda validación de acceso, quienes no puedan ser identificados por el sistema ni autenticarse correctamente serán informados a la administración para la evaluación de las medidas correspondientes.</w:t>
+      </w:r>
+    </w:p>
+    <w:p>
+      <w:r>
+        <w:t>En este sentido, solicitamos el compromiso y la colaboración de todos los propietarios para continuar fortaleciendo la seguridad del barrio.</w:t>
+      </w:r>
+    </w:p>
+    <w:p>
+      <w:r>
+        <w:t>Enlace al Drive (facturas, documentación e imágenes mencionadas en este informe y en las expensas entregadas):</w:t>
+      </w:r>
+    </w:p>
+    <w:p>
+      <w:hyperlink r:id="rId4" w:history="1">
+        <w:r>
+          <w:rPr>
+            <w:rStyle w:val="Hipervnculo"/>
+          </w:rPr>
+          <w:t>https://drive.google.com/drive/folders/1Av-qwS784z0m0i0IhRme1GHnl2xLuKB-?usp=sharing</w:t>
+        </w:r>
+      </w:hyperlink>
+    </w:p>
+    <w:p>
+      <w:r>
+        <w:t>Saludos cordiales.</w:t>
+      </w:r>
+    </w:p>
+    <w:p>
+      <w:r>
+        <w:t>Administración</w:t>
+      </w:r>
+      <w:r>
+        <w:br/>
+        <w:t>Brisas de Adrogué</w:t>
       </w:r>
     </w:p>
     <w:p/>
-    <w:p>
-      <w:r>
-        <w:t>Enlace al drive (facturas, documentación e imágenes mencionadas en este informe y en las expensas entregadas):</w:t>
-      </w:r>
-    </w:p>
-    <w:p/>
-    <w:p/>
-    <w:p>
-      <w:r>
-        <w:t>Saludos cordiales.</w:t>
-      </w:r>
-    </w:p>
     <w:sectPr>
       <w:pgSz w:w="11906" w:h="16838"/>
       <w:pgMar w:top="1417" w:right="1701" w:bottom="1417" w:left="1701" w:header="708" w:footer="708" w:gutter="0"/>
@@ -62,7 +93,7 @@
 </file>
 
 <file path=word/styles.xml><?xml version="1.0" encoding="utf-8"?>
-<w:styles xmlns:mc="http://schemas.openxmlformats.org/markup-compatibility/2006" xmlns:r="http://schemas.openxmlformats.org/officeDocument/2006/relationships" xmlns:w="http://schemas.openxmlformats.org/wordprocessingml/2006/main" xmlns:w14="http://schemas.microsoft.com/office/word/2010/wordml" xmlns:w15="http://schemas.microsoft.com/office/word/2012/wordml" xmlns:w16cex="http://schemas.microsoft.com/office/word/2018/wordml/cex" xmlns:w16cid="http://schemas.microsoft.com/office/word/2016/wordml/cid" xmlns:w16="http://schemas.microsoft.com/office/word/2018/wordml" xmlns:w16sdtdh="http://schemas.microsoft.com/office/word/2020/wordml/sdtdatahash" xmlns:w16se="http://schemas.microsoft.com/office/word/2015/wordml/symex" mc:Ignorable="w14 w15 w16se w16cid w16 w16cex w16sdtdh">
+<w:styles xmlns:mc="http://schemas.openxmlformats.org/markup-compatibility/2006" xmlns:r="http://schemas.openxmlformats.org/officeDocument/2006/relationships" xmlns:w="http://schemas.openxmlformats.org/wordprocessingml/2006/main" xmlns:w14="http://schemas.microsoft.com/office/word/2010/wordml" xmlns:w15="http://schemas.microsoft.com/office/word/2012/wordml" xmlns:w16cex="http://schemas.microsoft.com/office/word/2018/wordml/cex" xmlns:w16cid="http://schemas.microsoft.com/office/word/2016/wordml/cid" xmlns:w16="http://schemas.microsoft.com/office/word/2018/wordml" xmlns:w16du="http://schemas.microsoft.com/office/word/2023/wordml/word16du" xmlns:w16sdtdh="http://schemas.microsoft.com/office/word/2020/wordml/sdtdatahash" xmlns:w16sdtfl="http://schemas.microsoft.com/office/word/2024/wordml/sdtformatlock" xmlns:w16se="http://schemas.microsoft.com/office/word/2015/wordml/symex" mc:Ignorable="w14 w15 w16se w16cid w16 w16cex w16sdtdh w16sdtfl w16du">
   <w:docDefaults>
     <w:rPrDefault>
       <w:rPr>
@@ -463,7 +494,6 @@
   <w:style w:type="character" w:default="1" w:styleId="Fuentedeprrafopredeter">
     <w:name w:val="Default Paragraph Font"/>
     <w:uiPriority w:val="1"/>
-    <w:semiHidden/>
     <w:unhideWhenUsed/>
   </w:style>
   <w:style w:type="table" w:default="1" w:styleId="Tablanormal">
@@ -486,6 +516,29 @@
     <w:uiPriority w:val="99"/>
     <w:semiHidden/>
     <w:unhideWhenUsed/>
+  </w:style>
+  <w:style w:type="character" w:styleId="Hipervnculo">
+    <w:name w:val="Hyperlink"/>
+    <w:basedOn w:val="Fuentedeprrafopredeter"/>
+    <w:uiPriority w:val="99"/>
+    <w:unhideWhenUsed/>
+    <w:rsid w:val="00BB51AC"/>
+    <w:rPr>
+      <w:color w:val="0563C1" w:themeColor="hyperlink"/>
+      <w:u w:val="single"/>
+    </w:rPr>
+  </w:style>
+  <w:style w:type="character" w:styleId="Mencinsinresolver">
+    <w:name w:val="Unresolved Mention"/>
+    <w:basedOn w:val="Fuentedeprrafopredeter"/>
+    <w:uiPriority w:val="99"/>
+    <w:semiHidden/>
+    <w:unhideWhenUsed/>
+    <w:rsid w:val="00BB51AC"/>
+    <w:rPr>
+      <w:color w:val="605E5C"/>
+      <w:shd w:val="clear" w:color="auto" w:fill="E1DFDD"/>
+    </w:rPr>
   </w:style>
 </w:styles>
 </file>
